--- a/res/synthetic_fascicoli/fascicoli/fascicolo_sintetico_040/sentenza.docx
+++ b/res/synthetic_fascicoli/fascicoli/fascicolo_sintetico_040/sentenza.docx
@@ -338,7 +338,7 @@
               <w:rStyle w:val="PlaceholderText"/>
               <w:lang w:val="en-US"/>
             </w:rPr>
-            <w:t>439/2025</w:t>
+            <w:t>931/2024</w:t>
           </w:r>
         </w:sdtContent>
       </w:sdt>
@@ -400,7 +400,7 @@
               <w:rStyle w:val="PlaceholderText"/>
               <w:lang w:val="en-US"/>
             </w:rPr>
-            <w:t>Davide Luz Lombardi-Silva</w:t>
+            <w:t>Joao Pereira Souza-Souza</w:t>
           </w:r>
         </w:sdtContent>
       </w:sdt>
@@ -444,7 +444,7 @@
               <w:rStyle w:val="PlaceholderText"/>
               <w:lang w:val="en-US"/>
             </w:rPr>
-            <w:t>Davide Lombardi</w:t>
+            <w:t>Beatriz Costa, Maria Ribeiro</w:t>
           </w:r>
         </w:sdtContent>
       </w:sdt>
@@ -588,7 +588,7 @@
               <w:rStyle w:val="PlaceholderText"/>
               <w:lang w:val="en-US"/>
             </w:rPr>
-            <w:t>Elena Rossi, Giulia Conti</w:t>
+            <w:t/>
           </w:r>
         </w:p>
       </w:sdtContent>
@@ -624,7 +624,7 @@
               <w:rStyle w:val="PlaceholderText"/>
               <w:lang w:val="en-US"/>
             </w:rPr>
-            <w:t>con il patrocinio dell'Avv.</w:t>
+            <w:t/>
           </w:r>
         </w:p>
       </w:sdtContent>
@@ -805,7 +805,7 @@
             <w:rPr>
               <w:rStyle w:val="PlaceholderText"/>
             </w:rPr>
-            <w:t>10-11-2025</w:t>
+            <w:t>09-10-2024</w:t>
           </w:r>
         </w:sdtContent>
       </w:sdt>
@@ -866,7 +866,7 @@
               <w:rStyle w:val="PlaceholderText"/>
               <w:lang w:val="en-US"/>
             </w:rPr>
-            <w:t>1.1.1. In data 23-12-2024, Elena Rossi è intervenuto volontariamente in giudizio, in qualità di discendente dal medesimo avo.[ 1.1.1. In data 06-08-2024, Giulia Conti è intervenuto volontariamente in giudizio, in qualità di discendente dal medesimo avo.[</w:t>
+            <w:t/>
           </w:r>
         </w:p>
       </w:sdtContent>
@@ -909,7 +909,7 @@
               <w:rStyle w:val="PlaceholderText"/>
               <w:lang w:val="en-US"/>
             </w:rPr>
-            <w:t>Il Ministero dell'Interno, tramite l'Avvocatura Distrettuale dello Stato di Brescia, si è costituito in giudizio il 11-08-2024.</w:t>
+            <w:t>Nonostante la regolare notificazione del ricorso, il Ministero dell'Interno non si è costituito.</w:t>
           </w:r>
         </w:sdtContent>
       </w:sdt>
@@ -1034,7 +1034,7 @@
             <w:rPr>
               <w:rStyle w:val="PlaceholderText"/>
             </w:rPr>
-            <w:t>Francesca Carlo Leoni</w:t>
+            <w:t>Juliana Aparecida Rodrigues</w:t>
           </w:r>
         </w:sdtContent>
       </w:sdt>
@@ -1149,7 +1149,7 @@
               <w:rStyle w:val="PlaceholderText"/>
               <w:lang w:val="en-US"/>
             </w:rPr>
-            <w:t>03-08-1927</w:t>
+            <w:t>01-02-1929</w:t>
           </w:r>
         </w:sdtContent>
       </w:sdt>
@@ -1368,7 +1368,7 @@
               <w:rStyle w:val="PlaceholderText"/>
               <w:lang w:val="en-US"/>
             </w:rPr>
-            <w:t>Linea di discendenza ricostruita da certificati esteri e italiani allegati al fascicolo. Linea di discendenza allegata: Francesca Carlo Leoni -&gt; Giulia Conti -&gt; Davide Luz Lombardi</w:t>
+            <w:t>Linea di discendenza allegata: Juliana Aparecida Rodrigues -&gt; Pedro Almeida -&gt; Antonio Nunes -&gt; Joao Souza Nunes -&gt; Joao Pereira Souza</w:t>
           </w:r>
         </w:sdtContent>
       </w:sdt>
@@ -1419,7 +1419,7 @@
               <w:rStyle w:val="PlaceholderText"/>
               <w:lang w:val="en-US"/>
             </w:rPr>
-            <w:t>2.1. Il terzo intervenuto ha rivendicato di essere discendente dallo stesso avo.</w:t>
+            <w:t/>
           </w:r>
         </w:p>
       </w:sdtContent>
@@ -2513,7 +2513,7 @@
               <w:rStyle w:val="PlaceholderText"/>
               <w:lang w:val="en-US"/>
             </w:rPr>
-            <w:t/>
+            <w:t>Quest'ultima norma non si applica dunque al presente ricorso, iscritto a ruolo prima del 27.3.25.</w:t>
           </w:r>
         </w:p>
       </w:sdtContent>
@@ -2803,7 +2803,7 @@
               <w:rStyle w:val="PlaceholderText"/>
               <w:lang w:val="en-US"/>
             </w:rPr>
-            <w:t>Di contro, il Ministero dell'Interno si è limitato a evocare l'accertamento di eventuali fattispecie estintive del diritto, senza nemmeno allegarle (né aver provato una richiesta di informazioni all'Autorità Consolare).</w:t>
+            <w:t>Di contro, il Ministero dell'Interno non si è costituito.</w:t>
           </w:r>
         </w:p>
       </w:sdtContent>
@@ -2941,7 +2941,7 @@
               <w:rFonts w:ascii="Garamond" w:hAnsi="Garamond"/>
               <w:bCs/>
             </w:rPr>
-            <w:t>4.1. La domanda del terzo intervenuto è inammissibile. L'art. 105 co. 1 c.p.c., infatti, consente l'intervento volontario «in un processo tra altre persone per far valere, in confronto di tutte le parti o di alcune di esse, un diritto relativo all'oggetto o dipendente dal titolo dedotto nel processo medesimo». Nel caso concreto, invece, il terzo ha chiesto di accertare un autonomo diritto allo status di cittadino, non connesso oggettivamente né dipendente da quello dei ricorrenti (cui è accomunato soltanto dall'avo).</w:t>
+            <w:t/>
           </w:r>
           <w:proofErr w:type="spellStart"/>
           <w:proofErr w:type="spellEnd"/>
@@ -3247,7 +3247,7 @@
               <w:rStyle w:val="PlaceholderText"/>
               <w:lang w:val="en-US"/>
             </w:rPr>
-            <w:t>Davide Luz Lombardi-Silva, nato/a a Recife il 09-01-2002</w:t>
+            <w:t>Joao Pereira Souza-Souza, nato/a a  il </w:t>
           </w:r>
         </w:p>
       </w:sdtContent>
@@ -3361,7 +3361,7 @@
               <w:rStyle w:val="PlaceholderText"/>
               <w:lang w:val="en-US"/>
             </w:rPr>
-            <w:t>dichiara inammissibile la domanda presentata da Elena Rossi, Giulia Conti;</w:t>
+            <w:t/>
           </w:r>
         </w:p>
       </w:sdtContent>
